--- a/inbox/Application Aware Networking/Vol_VII_Book_00_FedAAN_ServiceNow_Automation_Overview.docx
+++ b/inbox/Application Aware Networking/Vol_VII_Book_00_FedAAN_ServiceNow_Automation_Overview.docx
@@ -36,7 +36,7 @@
     </w:p>
     <w:p>
       <w:pPr>
-        <w:pStyle w:val="FirstParagraph"/>
+        <w:pStyle w:val="FouoBanner"/>
       </w:pPr>
       <w:r>
         <w:t xml:space="preserve">INTERNAL — NOT FOR PUBLIC DISTRIBUTION</w:t>
@@ -53,7 +53,7 @@
     </w:p>
     <w:p>
       <w:pPr>
-        <w:pStyle w:val="FirstParagraph"/>
+        <w:pStyle w:val="CalloutWarning"/>
       </w:pPr>
       <w:r>
         <w:t xml:space="preserve">This document is a</w:t>
@@ -90,7 +90,7 @@
     </w:p>
     <w:p>
       <w:pPr>
-        <w:pStyle w:val="BodyText"/>
+        <w:pStyle w:val="CalloutWarning"/>
       </w:pPr>
       <w:r>
         <w:rPr>
@@ -109,7 +109,7 @@
     <w:bookmarkEnd w:id="9"/>
     <w:p>
       <w:pPr>
-        <w:pStyle w:val="BodyText"/>
+        <w:pStyle w:val="CalloutImportant"/>
       </w:pPr>
       <w:r>
         <w:rPr>
@@ -194,7 +194,7 @@
     </w:p>
     <w:p>
       <w:pPr>
-        <w:pStyle w:val="FirstParagraph"/>
+        <w:pStyle w:val="CalloutNote"/>
       </w:pPr>
       <w:r>
         <w:t xml:space="preserve">This volume targets</w:t>
@@ -499,7 +499,7 @@
     </w:p>
     <w:p>
       <w:pPr>
-        <w:pStyle w:val="FirstParagraph"/>
+        <w:pStyle w:val="CalloutImportant"/>
       </w:pPr>
       <w:r>
         <w:rPr>
@@ -1065,7 +1065,7 @@
     </w:p>
     <w:p>
       <w:pPr>
-        <w:pStyle w:val="FirstParagraph"/>
+        <w:pStyle w:val="CalloutTip"/>
       </w:pPr>
       <w:r>
         <w:t xml:space="preserve">Volume VII does</w:t>
@@ -2380,6 +2380,128 @@
       <w:b w:val="0"/>
       <w:bCs w:val="0"/>
       <w:color w:themeColor="accent1" w:themeShade="BF" w:val="365F91"/>
+    </w:rPr>
+  </w:style>
+  <w:style w:customStyle="1" w:styleId="CalloutWarning" w:type="paragraph">
+    <w:name w:val="CalloutWarning"/>
+    <w:basedOn w:val="BodyText"/>
+    <w:pPr>
+      <w:shd w:color="auto" w:fill="FBF3E4" w:val="clear"/>
+      <w:pBdr>
+        <w:top w:color="C9D4E0" w:space="6" w:sz="4" w:val="single"/>
+        <w:left w:color="D4860B" w:space="6" w:sz="24" w:val="single"/>
+        <w:bottom w:color="C9D4E0" w:space="6" w:sz="4" w:val="single"/>
+        <w:right w:color="C9D4E0" w:space="6" w:sz="4" w:val="single"/>
+      </w:pBdr>
+      <w:spacing w:after="60" w:before="60"/>
+      <w:ind w:left="120" w:right="120"/>
+    </w:pPr>
+    <w:rPr>
+      <w:color w:val="2A2A2A"/>
+    </w:rPr>
+  </w:style>
+  <w:style w:customStyle="1" w:styleId="CalloutImportant" w:type="paragraph">
+    <w:name w:val="CalloutImportant"/>
+    <w:basedOn w:val="BodyText"/>
+    <w:pPr>
+      <w:shd w:color="auto" w:fill="EDF3F9" w:val="clear"/>
+      <w:pBdr>
+        <w:top w:color="C9D4E0" w:space="6" w:sz="4" w:val="single"/>
+        <w:left w:color="1F3A5F" w:space="6" w:sz="24" w:val="single"/>
+        <w:bottom w:color="C9D4E0" w:space="6" w:sz="4" w:val="single"/>
+        <w:right w:color="C9D4E0" w:space="6" w:sz="4" w:val="single"/>
+      </w:pBdr>
+      <w:spacing w:after="60" w:before="60"/>
+      <w:ind w:left="120" w:right="120"/>
+    </w:pPr>
+    <w:rPr>
+      <w:color w:val="2A2A2A"/>
+    </w:rPr>
+  </w:style>
+  <w:style w:customStyle="1" w:styleId="CalloutNote" w:type="paragraph">
+    <w:name w:val="CalloutNote"/>
+    <w:basedOn w:val="BodyText"/>
+    <w:pPr>
+      <w:shd w:color="auto" w:fill="F3F5F8" w:val="clear"/>
+      <w:pBdr>
+        <w:top w:color="C9D4E0" w:space="6" w:sz="4" w:val="single"/>
+        <w:left w:color="5A6B7B" w:space="6" w:sz="24" w:val="single"/>
+        <w:bottom w:color="C9D4E0" w:space="6" w:sz="4" w:val="single"/>
+        <w:right w:color="C9D4E0" w:space="6" w:sz="4" w:val="single"/>
+      </w:pBdr>
+      <w:spacing w:after="60" w:before="60"/>
+      <w:ind w:left="120" w:right="120"/>
+    </w:pPr>
+    <w:rPr>
+      <w:color w:val="2A2A2A"/>
+    </w:rPr>
+  </w:style>
+  <w:style w:customStyle="1" w:styleId="CalloutTip" w:type="paragraph">
+    <w:name w:val="CalloutTip"/>
+    <w:basedOn w:val="BodyText"/>
+    <w:pPr>
+      <w:shd w:color="auto" w:fill="E6F5F2" w:val="clear"/>
+      <w:pBdr>
+        <w:top w:color="C9D4E0" w:space="6" w:sz="4" w:val="single"/>
+        <w:left w:color="1A9E8F" w:space="6" w:sz="24" w:val="single"/>
+        <w:bottom w:color="C9D4E0" w:space="6" w:sz="4" w:val="single"/>
+        <w:right w:color="C9D4E0" w:space="6" w:sz="4" w:val="single"/>
+      </w:pBdr>
+      <w:spacing w:after="60" w:before="60"/>
+      <w:ind w:left="120" w:right="120"/>
+    </w:pPr>
+    <w:rPr>
+      <w:color w:val="2A2A2A"/>
+    </w:rPr>
+  </w:style>
+  <w:style w:customStyle="1" w:styleId="CalloutCaution" w:type="paragraph">
+    <w:name w:val="CalloutCaution"/>
+    <w:basedOn w:val="BodyText"/>
+    <w:pPr>
+      <w:shd w:color="auto" w:fill="F9EAE8" w:val="clear"/>
+      <w:pBdr>
+        <w:top w:color="C9D4E0" w:space="6" w:sz="4" w:val="single"/>
+        <w:left w:color="C0392B" w:space="6" w:sz="24" w:val="single"/>
+        <w:bottom w:color="C9D4E0" w:space="6" w:sz="4" w:val="single"/>
+        <w:right w:color="C9D4E0" w:space="6" w:sz="4" w:val="single"/>
+      </w:pBdr>
+      <w:spacing w:after="60" w:before="60"/>
+      <w:ind w:left="120" w:right="120"/>
+    </w:pPr>
+    <w:rPr>
+      <w:color w:val="2A2A2A"/>
+    </w:rPr>
+  </w:style>
+  <w:style w:customStyle="1" w:styleId="ExecSummary" w:type="paragraph">
+    <w:name w:val="ExecSummary"/>
+    <w:basedOn w:val="BodyText"/>
+    <w:pPr>
+      <w:shd w:color="auto" w:fill="EDF3F9" w:val="clear"/>
+      <w:pBdr>
+        <w:top w:color="C9D4E0" w:space="6" w:sz="4" w:val="single"/>
+        <w:left w:color="1F3A5F" w:space="6" w:sz="24" w:val="single"/>
+        <w:bottom w:color="C9D4E0" w:space="6" w:sz="4" w:val="single"/>
+        <w:right w:color="C9D4E0" w:space="6" w:sz="4" w:val="single"/>
+      </w:pBdr>
+      <w:spacing w:after="60" w:before="60"/>
+      <w:ind w:left="120" w:right="120"/>
+    </w:pPr>
+    <w:rPr>
+      <w:color w:val="2A2A2A"/>
+    </w:rPr>
+  </w:style>
+  <w:style w:customStyle="1" w:styleId="FouoBanner" w:type="paragraph">
+    <w:name w:val="FouoBanner"/>
+    <w:basedOn w:val="Normal"/>
+    <w:pPr>
+      <w:shd w:color="auto" w:fill="F9EAE8" w:val="clear"/>
+      <w:jc w:val="center"/>
+      <w:spacing w:after="60" w:before="60"/>
+      <w:ind w:left="120" w:right="120"/>
+    </w:pPr>
+    <w:rPr>
+      <w:b/>
+      <w:color w:val="C0392B"/>
     </w:rPr>
   </w:style>
   <w:style w:type="character" w:customStyle="1" w:styleId="KeywordTok">

--- a/inbox/Application Aware Networking/Vol_VII_Book_00_FedAAN_ServiceNow_Automation_Overview.docx
+++ b/inbox/Application Aware Networking/Vol_VII_Book_00_FedAAN_ServiceNow_Automation_Overview.docx
@@ -247,7 +247,61 @@
         <w:t xml:space="preserve"> </w:t>
       </w:r>
       <w:r>
-        <w:t xml:space="preserve">instance is</w:t>
+        <w:t xml:space="preserve">instance runs on</w:t>
+      </w:r>
+      <w:r>
+        <w:t xml:space="preserve"> </w:t>
+      </w:r>
+      <w:r>
+        <w:rPr>
+          <w:b/>
+          <w:bCs/>
+        </w:rPr>
+        <w:t xml:space="preserve">ServiceNow Government Cloud, which holds FedRAMP High</w:t>
+      </w:r>
+      <w:r>
+        <w:rPr>
+          <w:b/>
+          <w:bCs/>
+        </w:rPr>
+        <w:t xml:space="preserve"> </w:t>
+      </w:r>
+      <w:r>
+        <w:rPr>
+          <w:b/>
+          <w:bCs/>
+        </w:rPr>
+        <w:t xml:space="preserve">authorization</w:t>
+      </w:r>
+      <w:r>
+        <w:t xml:space="preserve"> </w:t>
+      </w:r>
+      <w:r>
+        <w:t xml:space="preserve">— High fully encompasses the Moderate control baseline this series</w:t>
+      </w:r>
+      <w:r>
+        <w:t xml:space="preserve"> </w:t>
+      </w:r>
+      <w:r>
+        <w:t xml:space="preserve">targets, so the platform’s inheritable controls meet or exceed the Moderate bar</w:t>
+      </w:r>
+      <w:r>
+        <w:t xml:space="preserve"> </w:t>
+      </w:r>
+      <w:r>
+        <w:t xml:space="preserve">rather than falling short of it.</w:t>
+      </w:r>
+      <w:r>
+        <w:t xml:space="preserve"> </w:t>
+      </w:r>
+      <w:r>
+        <w:t xml:space="preserve">Because that is a High-on-Moderate treatment (not a Moderate authorization), it is</w:t>
+      </w:r>
+      <w:r>
+        <w:t xml:space="preserve"> </w:t>
+      </w:r>
+      <w:r>
+        <w:t xml:space="preserve">documented explicitly in the</w:t>
       </w:r>
       <w:r>
         <w:t xml:space="preserve"> </w:t>
@@ -257,19 +311,19 @@
           <w:i/>
           <w:iCs/>
         </w:rPr>
-        <w:t xml:space="preserve">FedRAMP-authorized</w:t>
-      </w:r>
-      <w:r>
-        <w:t xml:space="preserve"> </w:t>
-      </w:r>
-      <w:r>
-        <w:t xml:space="preserve">for that boundary (never cited at a higher level; the</w:t>
-      </w:r>
-      <w:r>
-        <w:t xml:space="preserve"> </w:t>
-      </w:r>
-      <w:r>
-        <w:t xml:space="preserve">series scope parameter is Moderate — authoring-spec §2).</w:t>
+        <w:t xml:space="preserve">Authorization Boundary Treatment</w:t>
+      </w:r>
+      <w:r>
+        <w:t xml:space="preserve"> </w:t>
+      </w:r>
+      <w:r>
+        <w:t xml:space="preserve">subsection below rather</w:t>
+      </w:r>
+      <w:r>
+        <w:t xml:space="preserve"> </w:t>
+      </w:r>
+      <w:r>
+        <w:t xml:space="preserve">than left as a footnote.</w:t>
       </w:r>
       <w:r>
         <w:t xml:space="preserve"> </w:t>
@@ -374,7 +428,23 @@
         <w:t xml:space="preserve"> </w:t>
       </w:r>
       <w:r>
-        <w:t xml:space="preserve">— the agency’s workflow, CMDB, and GRC platform, FedRAMP-authorized for the Moderate boundary this series targets — to coordinate federal control-compliance work across the two surfaces that carry the most of it:</w:t>
+        <w:t xml:space="preserve">— the agency’s workflow, CMDB, and GRC platform, FedRAMP-authorized (High — see the</w:t>
+      </w:r>
+      <w:r>
+        <w:t xml:space="preserve"> </w:t>
+      </w:r>
+      <w:r>
+        <w:rPr>
+          <w:i/>
+          <w:iCs/>
+        </w:rPr>
+        <w:t xml:space="preserve">Authorization Boundary Treatment</w:t>
+      </w:r>
+      <w:r>
+        <w:t xml:space="preserve"> </w:t>
+      </w:r>
+      <w:r>
+        <w:t xml:space="preserve">subsection below), operating against the Moderate boundary this series targets — to coordinate federal control-compliance work across the two surfaces that carry the most of it:</w:t>
       </w:r>
       <w:r>
         <w:t xml:space="preserve"> </w:t>
@@ -860,6 +930,45 @@
           </w:p>
         </w:tc>
       </w:tr>
+      <w:tr>
+        <w:tc>
+          <w:tcPr/>
+          <w:p>
+            <w:pPr>
+              <w:pStyle w:val="Compact"/>
+            </w:pPr>
+            <w:r>
+              <w:rPr>
+                <w:b/>
+                <w:bCs/>
+              </w:rPr>
+              <w:t xml:space="preserve">Vol VII Book 06</w:t>
+            </w:r>
+          </w:p>
+        </w:tc>
+        <w:tc>
+          <w:tcPr/>
+          <w:p>
+            <w:pPr>
+              <w:pStyle w:val="Compact"/>
+            </w:pPr>
+            <w:r>
+              <w:t xml:space="preserve">SaaS Integration Governance</w:t>
+            </w:r>
+          </w:p>
+        </w:tc>
+        <w:tc>
+          <w:tcPr/>
+          <w:p>
+            <w:pPr>
+              <w:pStyle w:val="Compact"/>
+            </w:pPr>
+            <w:r>
+              <w:t xml:space="preserve">The Entra app gallery as a governed SA-9 event — SaaS provisioning gated on a recorded FedRAMP authorization verdict</w:t>
+            </w:r>
+          </w:p>
+        </w:tc>
+      </w:tr>
     </w:tbl>
     <w:bookmarkStart w:id="16" w:name="fig-vol7-map"/>
     <w:p>
@@ -871,7 +980,7 @@
           <wp:inline>
             <wp:extent cx="5334000" cy="3000375"/>
             <wp:effectExtent b="0" l="0" r="0" t="0"/>
-            <wp:docPr descr="Volume VII book map — six ServiceNow-automation books split into a coordination row and an attestation/deployable row, scoped to FedRAMP Moderate and Microsoft GCC Moderate" title="" id="14" name="Picture"/>
+            <wp:docPr descr="Volume VII book map — seven ServiceNow-automation books split into a coordination row and an attestation/deployable row, scoped to FedRAMP Moderate and Microsoft GCC Moderate" title="" id="14" name="Picture"/>
             <a:graphic>
               <a:graphicData uri="http://schemas.openxmlformats.org/drawingml/2006/picture">
                 <pic:pic>
@@ -914,12 +1023,12 @@
         <w:pStyle w:val="ImageCaption"/>
       </w:pPr>
       <w:r>
-        <w:t xml:space="preserve">Volume VII book map — six ServiceNow-automation books split into a coordination row and an attestation/deployable row, scoped to FedRAMP Moderate and Microsoft GCC Moderate</w:t>
+        <w:t xml:space="preserve">Volume VII book map — seven ServiceNow-automation books split into a coordination row and an attestation/deployable row, scoped to FedRAMP Moderate and Microsoft GCC Moderate</w:t>
       </w:r>
     </w:p>
     <w:bookmarkEnd w:id="16"/>
     <w:bookmarkEnd w:id="17"/>
-    <w:bookmarkStart w:id="18" w:name="the-boundary-discipline"/>
+    <w:bookmarkStart w:id="20" w:name="the-boundary-discipline"/>
     <w:p>
       <w:pPr>
         <w:pStyle w:val="Heading1"/>
@@ -949,29 +1058,13 @@
           <w:b/>
           <w:bCs/>
         </w:rPr>
-        <w:t xml:space="preserve">FedRAMP-authorized platform, GCC Moderate boundary.</w:t>
-      </w:r>
-      <w:r>
-        <w:t xml:space="preserve"> </w:t>
-      </w:r>
-      <w:r>
-        <w:t xml:space="preserve">The ServiceNow instance carries an authorization commensurate with the identity-attributed compliance data it handles, and operates against the Microsoft GCC Moderate surface (M365 GCC + Moderate-targeted Azure). The scope parameter is FedRAMP Moderate; the platform is referred to as</w:t>
-      </w:r>
-      <w:r>
-        <w:t xml:space="preserve"> </w:t>
-      </w:r>
-      <w:r>
-        <w:rPr>
-          <w:i/>
-          <w:iCs/>
-        </w:rPr>
-        <w:t xml:space="preserve">FedRAMP-authorized</w:t>
-      </w:r>
-      <w:r>
-        <w:t xml:space="preserve"> </w:t>
-      </w:r>
-      <w:r>
-        <w:t xml:space="preserve">and is verified on the FedRAMP Marketplace at procurement.</w:t>
+        <w:t xml:space="preserve">FedRAMP High platform, GCC Moderate boundary.</w:t>
+      </w:r>
+      <w:r>
+        <w:t xml:space="preserve"> </w:t>
+      </w:r>
+      <w:r>
+        <w:t xml:space="preserve">ServiceNow Government Cloud holds FedRAMP High authorization and operates against the Microsoft GCC Moderate surface (M365 GCC + Moderate-targeted Azure). This High-on-Moderate posture is treated explicitly in the subsection below; it is verified on the FedRAMP Marketplace at procurement.</w:t>
       </w:r>
     </w:p>
     <w:p>
@@ -1044,140 +1137,72 @@
         <w:t xml:space="preserve">.</w:t>
       </w:r>
     </w:p>
+    <w:bookmarkStart w:id="18" w:name="X1d7ab846148abcac42abca589376b273a370f49"/>
+    <w:p>
+      <w:pPr>
+        <w:pStyle w:val="Heading2"/>
+      </w:pPr>
+      <w:r>
+        <w:t xml:space="preserve">Authorization Boundary Treatment — ServiceNow High-on-Moderate</w:t>
+      </w:r>
+    </w:p>
     <w:bookmarkEnd w:id="18"/>
-    <w:bookmarkStart w:id="20" w:name="Xa54e1ec5877371a03e08b8617eea941f04787ef"/>
-    <w:p>
-      <w:pPr>
-        <w:pStyle w:val="Heading1"/>
-      </w:pPr>
-      <w:r>
-        <w:t xml:space="preserve">Closure Necessity — Coordination Operationalizes, It Does Not Re-Close</w:t>
-      </w:r>
-    </w:p>
-    <w:bookmarkStart w:id="19" w:name="X7b60ca2fbebee6bf602816fc1bb8b98de97c14a"/>
+    <w:bookmarkStart w:id="19" w:name="X169057a70ba25a275f7546ee641e166199e6f70"/>
     <w:p>
       <w:pPr>
         <w:pStyle w:val="Heading2"/>
       </w:pPr>
       <w:r>
-        <w:t xml:space="preserve">Closure Necessity — a control that is not owned, tracked, and attested is not operationally managed</w:t>
-      </w:r>
-    </w:p>
-    <w:p>
-      <w:pPr>
-        <w:pStyle w:val="CalloutTip"/>
-      </w:pPr>
-      <w:r>
-        <w:t xml:space="preserve">Volume VII does</w:t>
-      </w:r>
-      <w:r>
-        <w:t xml:space="preserve"> </w:t>
-      </w:r>
-      <w:r>
-        <w:rPr>
-          <w:b/>
-          <w:bCs/>
-        </w:rPr>
-        <w:t xml:space="preserve">not</w:t>
-      </w:r>
-      <w:r>
-        <w:t xml:space="preserve"> </w:t>
-      </w:r>
-      <w:r>
-        <w:t xml:space="preserve">claim to close controls the architecture and implementation volumes already close; that would double-count. Its necessity is of the same kind Volume VI carries, one plane further out:</w:t>
-      </w:r>
-      <w:r>
-        <w:t xml:space="preserve"> </w:t>
-      </w:r>
-      <w:r>
-        <w:rPr>
-          <w:b/>
-          <w:bCs/>
-        </w:rPr>
-        <w:t xml:space="preserve">a control-closure claim with no owner, no change gate, no SLA clock, and no evidence feed is not an operating control — it is a hope.</w:t>
-      </w:r>
-      <w:r>
-        <w:t xml:space="preserve"> </w:t>
-      </w:r>
-      <w:r>
-        <w:t xml:space="preserve">CM-3 is not satisfied by good intentions; it is satisfied by an approved, reviewable change record. CA-7 is not satisfied by a dashboard nobody actions; it is satisfied by drift that becomes a task that becomes closure that becomes evidence. Remove the coordination layer and the SSP describes controls that are deployed but not</w:t>
-      </w:r>
-      <w:r>
-        <w:t xml:space="preserve"> </w:t>
-      </w:r>
-      <w:r>
-        <w:rPr>
-          <w:i/>
-          <w:iCs/>
-        </w:rPr>
-        <w:t xml:space="preserve">run</w:t>
-      </w:r>
-      <w:r>
-        <w:t xml:space="preserve"> </w:t>
-      </w:r>
-      <w:r>
-        <w:t xml:space="preserve">— the gap between a configured control and a governed one.</w:t>
-      </w:r>
-    </w:p>
-    <w:bookmarkEnd w:id="19"/>
-    <w:bookmarkEnd w:id="20"/>
-    <w:bookmarkStart w:id="21" w:name="how-this-volume-fits-the-program"/>
-    <w:p>
-      <w:pPr>
-        <w:pStyle w:val="Heading1"/>
-      </w:pPr>
-      <w:r>
-        <w:t xml:space="preserve">How This Volume Fits the Program</w:t>
-      </w:r>
-    </w:p>
-    <w:p>
-      <w:pPr>
-        <w:pStyle w:val="FirstParagraph"/>
-      </w:pPr>
-      <w:r>
-        <w:t xml:space="preserve">Volume VII</w:t>
-      </w:r>
-      <w:r>
-        <w:t xml:space="preserve"> </w:t>
-      </w:r>
-      <w:r>
-        <w:rPr>
-          <w:b/>
-          <w:bCs/>
-        </w:rPr>
-        <w:t xml:space="preserve">depends on</w:t>
-      </w:r>
-      <w:r>
-        <w:t xml:space="preserve"> </w:t>
-      </w:r>
-      <w:r>
-        <w:t xml:space="preserve">Volume I’s naming plane (Vol I Book 01) for the CM-8 join key its CMDB reconciles to, and on Volume VI’s deployable artifacts for the control state it coordinates. It</w:t>
-      </w:r>
-      <w:r>
-        <w:t xml:space="preserve"> </w:t>
-      </w:r>
-      <w:r>
-        <w:rPr>
-          <w:b/>
-          <w:bCs/>
-        </w:rPr>
-        <w:t xml:space="preserve">produces</w:t>
-      </w:r>
-      <w:r>
-        <w:t xml:space="preserve"> </w:t>
-      </w:r>
-      <w:r>
-        <w:t xml:space="preserve">the tracked-work record, the approval trail, and the rolled-up attestation that Volume IV’s Authorization Package &amp; ConMon book (Vol IV Book 06) and Volume VI’s Evidence &amp; ConMon Pipeline (Vol VI Book 07) carry into the OSCAL bundle and the FedRAMP 20x KSI evidence. Truth is separated from enforcement throughout: IPAM/DDI and HRIT are truth planes the CMDB reconciles to; the ServiceNow workflow is an enforcement/coordination plane, re-platformable in principle, load-bearing in practice.</w:t>
-      </w:r>
-    </w:p>
-    <w:bookmarkEnd w:id="21"/>
-    <w:bookmarkStart w:id="22" w:name="cross-references"/>
-    <w:p>
-      <w:pPr>
-        <w:pStyle w:val="Heading1"/>
-      </w:pPr>
-      <w:r>
-        <w:t xml:space="preserve">Cross-References</w:t>
+        <w:t xml:space="preserve">The coordination hub is FedRAMP High; the boundary it coordinates is Moderate — treat this explicitly, not as a footnote</w:t>
+      </w:r>
+    </w:p>
+    <w:p>
+      <w:pPr>
+        <w:pStyle w:val="CalloutImportant"/>
+      </w:pPr>
+      <w:r>
+        <w:t xml:space="preserve">ServiceNow Government Cloud (the coordination hub for Volumes VII and IX) holds a</w:t>
+      </w:r>
+      <w:r>
+        <w:t xml:space="preserve"> </w:t>
+      </w:r>
+      <w:r>
+        <w:rPr>
+          <w:b/>
+          <w:bCs/>
+        </w:rPr>
+        <w:t xml:space="preserve">FedRAMP High</w:t>
+      </w:r>
+      <w:r>
+        <w:t xml:space="preserve"> </w:t>
+      </w:r>
+      <w:r>
+        <w:t xml:space="preserve">authorization, while the boundary it coordinates — Microsoft GCC</w:t>
+      </w:r>
+      <w:r>
+        <w:t xml:space="preserve"> </w:t>
+      </w:r>
+      <w:r>
+        <w:t xml:space="preserve">Moderate — is</w:t>
+      </w:r>
+      <w:r>
+        <w:t xml:space="preserve"> </w:t>
+      </w:r>
+      <w:r>
+        <w:rPr>
+          <w:b/>
+          <w:bCs/>
+        </w:rPr>
+        <w:t xml:space="preserve">FedRAMP Moderate</w:t>
+      </w:r>
+      <w:r>
+        <w:t xml:space="preserve">. A reviewer is entitled to ask how a High-only</w:t>
+      </w:r>
+      <w:r>
+        <w:t xml:space="preserve"> </w:t>
+      </w:r>
+      <w:r>
+        <w:t xml:space="preserve">service sits inside a Moderate architecture. The series’ position:</w:t>
       </w:r>
     </w:p>
     <w:p>
@@ -1193,13 +1218,49 @@
           <w:b/>
           <w:bCs/>
         </w:rPr>
-        <w:t xml:space="preserve">Vol 0 Book 00 (Executive Summary)</w:t>
-      </w:r>
-      <w:r>
-        <w:t xml:space="preserve"> </w:t>
-      </w:r>
-      <w:r>
-        <w:t xml:space="preserve">— the Management-Plane Coordination Doctrine this volume operates on.</w:t>
+        <w:t xml:space="preserve">Direction of the delta is conservative.</w:t>
+      </w:r>
+      <w:r>
+        <w:t xml:space="preserve"> </w:t>
+      </w:r>
+      <w:r>
+        <w:t xml:space="preserve">FedRAMP High’s control baseline is a</w:t>
+      </w:r>
+      <w:r>
+        <w:t xml:space="preserve"> </w:t>
+      </w:r>
+      <w:r>
+        <w:t xml:space="preserve">strict superset of Moderate’s, so the platform-side (inheritable) controls are</w:t>
+      </w:r>
+      <w:r>
+        <w:t xml:space="preserve"> </w:t>
+      </w:r>
+      <w:r>
+        <w:t xml:space="preserve">assessed at or above the Moderate bar; customer-responsibility controls (instance</w:t>
+      </w:r>
+      <w:r>
+        <w:t xml:space="preserve"> </w:t>
+      </w:r>
+      <w:r>
+        <w:t xml:space="preserve">configuration, workflow design, MID Server) remain the agency’s per the CRM. The</w:t>
+      </w:r>
+      <w:r>
+        <w:t xml:space="preserve"> </w:t>
+      </w:r>
+      <w:r>
+        <w:t xml:space="preserve">risk direction of a High tool coordinating a</w:t>
+      </w:r>
+      <w:r>
+        <w:t xml:space="preserve"> </w:t>
+      </w:r>
+      <w:r>
+        <w:t xml:space="preserve">Moderate boundary is toward more assurance, not less. (The inverse — a Moderate</w:t>
+      </w:r>
+      <w:r>
+        <w:t xml:space="preserve"> </w:t>
+      </w:r>
+      <w:r>
+        <w:t xml:space="preserve">tool handling High data — is the one that fails, and is not the case here.)</w:t>
       </w:r>
     </w:p>
     <w:p>
@@ -1215,13 +1276,47 @@
           <w:b/>
           <w:bCs/>
         </w:rPr>
-        <w:t xml:space="preserve">Vol I Book 01 (Landing Zone, IPAM/DDI)</w:t>
-      </w:r>
-      <w:r>
-        <w:t xml:space="preserve"> </w:t>
-      </w:r>
-      <w:r>
-        <w:t xml:space="preserve">— the CM-8 asset-identity SSOT the CMDB reconciles to.</w:t>
+        <w:t xml:space="preserve">The hub coordinates; it does not become the boundary’s system of record.</w:t>
+      </w:r>
+      <w:r>
+        <w:t xml:space="preserve"> </w:t>
+      </w:r>
+      <w:r>
+        <w:t xml:space="preserve">The</w:t>
+      </w:r>
+      <w:r>
+        <w:t xml:space="preserve"> </w:t>
+      </w:r>
+      <w:r>
+        <w:t xml:space="preserve">ServiceNow CMDB</w:t>
+      </w:r>
+      <w:r>
+        <w:t xml:space="preserve"> </w:t>
+      </w:r>
+      <w:r>
+        <w:rPr>
+          <w:b/>
+          <w:bCs/>
+        </w:rPr>
+        <w:t xml:space="preserve">reconciles to</w:t>
+      </w:r>
+      <w:r>
+        <w:t xml:space="preserve"> </w:t>
+      </w:r>
+      <w:r>
+        <w:t xml:space="preserve">the authoritative IPAM/DDI plane on the CM-8</w:t>
+      </w:r>
+      <w:r>
+        <w:t xml:space="preserve"> </w:t>
+      </w:r>
+      <w:r>
+        <w:t xml:space="preserve">join key and never replaces it (Vol VII Book 01). Identity-attributed compliance</w:t>
+      </w:r>
+      <w:r>
+        <w:t xml:space="preserve"> </w:t>
+      </w:r>
+      <w:r>
+        <w:t xml:space="preserve">data handled by the hub is commensurate with a High authorization.</w:t>
       </w:r>
     </w:p>
     <w:p>
@@ -1237,13 +1332,238 @@
           <w:b/>
           <w:bCs/>
         </w:rPr>
-        <w:t xml:space="preserve">Vol III Book 07 (Multi-Cloud Evidence Fabric)</w:t>
-      </w:r>
-      <w:r>
-        <w:t xml:space="preserve"> </w:t>
-      </w:r>
-      <w:r>
-        <w:t xml:space="preserve">— the telemetry lake; ServiceNow coordinates workflow over the same evidence contract.</w:t>
+        <w:t xml:space="preserve">Documented boundary treatment, or a named Moderate alternative.</w:t>
+      </w:r>
+      <w:r>
+        <w:t xml:space="preserve"> </w:t>
+      </w:r>
+      <w:r>
+        <w:t xml:space="preserve">The agency</w:t>
+      </w:r>
+      <w:r>
+        <w:t xml:space="preserve"> </w:t>
+      </w:r>
+      <w:r>
+        <w:t xml:space="preserve">either (a) records a risk-acceptance for running a FedRAMP High coordination</w:t>
+      </w:r>
+      <w:r>
+        <w:t xml:space="preserve"> </w:t>
+      </w:r>
+      <w:r>
+        <w:t xml:space="preserve">platform against a Moderate boundary — the recommended path, given the</w:t>
+      </w:r>
+      <w:r>
+        <w:t xml:space="preserve"> </w:t>
+      </w:r>
+      <w:r>
+        <w:t xml:space="preserve">conservative delta — or (b) selects a FedRAMP</w:t>
+      </w:r>
+      <w:r>
+        <w:t xml:space="preserve"> </w:t>
+      </w:r>
+      <w:r>
+        <w:rPr>
+          <w:b/>
+          <w:bCs/>
+        </w:rPr>
+        <w:t xml:space="preserve">Moderate</w:t>
+      </w:r>
+      <w:r>
+        <w:t xml:space="preserve"> </w:t>
+      </w:r>
+      <w:r>
+        <w:t xml:space="preserve">workflow/CMDB platform</w:t>
+      </w:r>
+      <w:r>
+        <w:t xml:space="preserve"> </w:t>
+      </w:r>
+      <w:r>
+        <w:t xml:space="preserve">instead. Moderate-authorized alternatives already named in the Product Inventory</w:t>
+      </w:r>
+      <w:r>
+        <w:t xml:space="preserve"> </w:t>
+      </w:r>
+      <w:r>
+        <w:t xml:space="preserve">Questionnaire include Atlassian Government Cloud (Jira/Confluence, Moderate); the mechanism-not-product doctrine (Vol 0</w:t>
+      </w:r>
+      <w:r>
+        <w:t xml:space="preserve"> </w:t>
+      </w:r>
+      <w:r>
+        <w:t xml:space="preserve">Book 00) means the coordination loop in this volume is unchanged by the choice.</w:t>
+      </w:r>
+    </w:p>
+    <w:p>
+      <w:pPr>
+        <w:pStyle w:val="CalloutImportant"/>
+      </w:pPr>
+      <w:r>
+        <w:rPr>
+          <w:b/>
+          <w:bCs/>
+        </w:rPr>
+        <w:t xml:space="preserve">Single source of truth:</w:t>
+      </w:r>
+      <w:r>
+        <w:t xml:space="preserve"> </w:t>
+      </w:r>
+      <w:r>
+        <w:t xml:space="preserve">the platform’s authorization status is pinned in the</w:t>
+      </w:r>
+      <w:r>
+        <w:t xml:space="preserve"> </w:t>
+      </w:r>
+      <w:r>
+        <w:t xml:space="preserve">Product Inventory Questionnaire (Vol 0 Book 01 §known-ssa). Every other book —</w:t>
+      </w:r>
+      <w:r>
+        <w:t xml:space="preserve"> </w:t>
+      </w:r>
+      <w:r>
+        <w:t xml:space="preserve">including this one — references that entry rather than restating the level. Verify on</w:t>
+      </w:r>
+      <w:r>
+        <w:t xml:space="preserve"> </w:t>
+      </w:r>
+      <w:r>
+        <w:t xml:space="preserve">the FedRAMP Marketplace at procurement.</w:t>
+      </w:r>
+    </w:p>
+    <w:bookmarkEnd w:id="19"/>
+    <w:bookmarkEnd w:id="20"/>
+    <w:bookmarkStart w:id="22" w:name="Xa54e1ec5877371a03e08b8617eea941f04787ef"/>
+    <w:p>
+      <w:pPr>
+        <w:pStyle w:val="Heading1"/>
+      </w:pPr>
+      <w:r>
+        <w:t xml:space="preserve">Closure Necessity — Coordination Operationalizes, It Does Not Re-Close</w:t>
+      </w:r>
+    </w:p>
+    <w:bookmarkStart w:id="21" w:name="X7b60ca2fbebee6bf602816fc1bb8b98de97c14a"/>
+    <w:p>
+      <w:pPr>
+        <w:pStyle w:val="Heading2"/>
+      </w:pPr>
+      <w:r>
+        <w:t xml:space="preserve">Closure Necessity — a control that is not owned, tracked, and attested is not operationally managed</w:t>
+      </w:r>
+    </w:p>
+    <w:p>
+      <w:pPr>
+        <w:pStyle w:val="CalloutTip"/>
+      </w:pPr>
+      <w:r>
+        <w:t xml:space="preserve">Volume VII does</w:t>
+      </w:r>
+      <w:r>
+        <w:t xml:space="preserve"> </w:t>
+      </w:r>
+      <w:r>
+        <w:rPr>
+          <w:b/>
+          <w:bCs/>
+        </w:rPr>
+        <w:t xml:space="preserve">not</w:t>
+      </w:r>
+      <w:r>
+        <w:t xml:space="preserve"> </w:t>
+      </w:r>
+      <w:r>
+        <w:t xml:space="preserve">claim to close controls the architecture and implementation volumes already close; that would double-count. Its necessity is of the same kind Volume VI carries, one plane further out:</w:t>
+      </w:r>
+      <w:r>
+        <w:t xml:space="preserve"> </w:t>
+      </w:r>
+      <w:r>
+        <w:rPr>
+          <w:b/>
+          <w:bCs/>
+        </w:rPr>
+        <w:t xml:space="preserve">a control-closure claim with no owner, no change gate, no SLA clock, and no evidence feed is not an operating control — it is a hope.</w:t>
+      </w:r>
+      <w:r>
+        <w:t xml:space="preserve"> </w:t>
+      </w:r>
+      <w:r>
+        <w:t xml:space="preserve">CM-3 is not satisfied by good intentions; it is satisfied by an approved, reviewable change record. CA-7 is not satisfied by a dashboard nobody actions; it is satisfied by drift that becomes a task that becomes closure that becomes evidence. Remove the coordination layer and the SSP describes controls that are deployed but not</w:t>
+      </w:r>
+      <w:r>
+        <w:t xml:space="preserve"> </w:t>
+      </w:r>
+      <w:r>
+        <w:rPr>
+          <w:i/>
+          <w:iCs/>
+        </w:rPr>
+        <w:t xml:space="preserve">run</w:t>
+      </w:r>
+      <w:r>
+        <w:t xml:space="preserve"> </w:t>
+      </w:r>
+      <w:r>
+        <w:t xml:space="preserve">— the gap between a configured control and a governed one.</w:t>
+      </w:r>
+    </w:p>
+    <w:bookmarkEnd w:id="21"/>
+    <w:bookmarkEnd w:id="22"/>
+    <w:bookmarkStart w:id="23" w:name="how-this-volume-fits-the-program"/>
+    <w:p>
+      <w:pPr>
+        <w:pStyle w:val="Heading1"/>
+      </w:pPr>
+      <w:r>
+        <w:t xml:space="preserve">How This Volume Fits the Program</w:t>
+      </w:r>
+    </w:p>
+    <w:p>
+      <w:pPr>
+        <w:pStyle w:val="FirstParagraph"/>
+      </w:pPr>
+      <w:r>
+        <w:t xml:space="preserve">Volume VII</w:t>
+      </w:r>
+      <w:r>
+        <w:t xml:space="preserve"> </w:t>
+      </w:r>
+      <w:r>
+        <w:rPr>
+          <w:b/>
+          <w:bCs/>
+        </w:rPr>
+        <w:t xml:space="preserve">depends on</w:t>
+      </w:r>
+      <w:r>
+        <w:t xml:space="preserve"> </w:t>
+      </w:r>
+      <w:r>
+        <w:t xml:space="preserve">Volume I’s naming plane (Vol I Book 01) for the CM-8 join key its CMDB reconciles to, and on Volume VI’s deployable artifacts for the control state it coordinates. It</w:t>
+      </w:r>
+      <w:r>
+        <w:t xml:space="preserve"> </w:t>
+      </w:r>
+      <w:r>
+        <w:rPr>
+          <w:b/>
+          <w:bCs/>
+        </w:rPr>
+        <w:t xml:space="preserve">produces</w:t>
+      </w:r>
+      <w:r>
+        <w:t xml:space="preserve"> </w:t>
+      </w:r>
+      <w:r>
+        <w:t xml:space="preserve">the tracked-work record, the approval trail, and the rolled-up attestation that Volume IV’s Authorization Package &amp; ConMon book (Vol IV Book 06) and Volume VI’s Evidence &amp; ConMon Pipeline (Vol VI Book 07) carry into the OSCAL bundle and the FedRAMP 20x KSI evidence. Truth is separated from enforcement throughout: IPAM/DDI and HRIT are truth planes the CMDB reconciles to; the ServiceNow workflow is an enforcement/coordination plane, re-platformable in principle, load-bearing in practice.</w:t>
+      </w:r>
+    </w:p>
+    <w:bookmarkEnd w:id="23"/>
+    <w:bookmarkStart w:id="24" w:name="cross-references"/>
+    <w:p>
+      <w:pPr>
+        <w:pStyle w:val="Heading1"/>
+      </w:pPr>
+      <w:r>
+        <w:t xml:space="preserve">Cross-References</w:t>
       </w:r>
     </w:p>
     <w:p>
@@ -1251,7 +1571,7 @@
         <w:pStyle w:val="Compact"/>
         <w:numPr>
           <w:ilvl w:val="0"/>
-          <w:numId w:val="1003"/>
+          <w:numId w:val="1004"/>
         </w:numPr>
       </w:pPr>
       <w:r>
@@ -1259,29 +1579,13 @@
           <w:b/>
           <w:bCs/>
         </w:rPr>
-        <w:t xml:space="preserve">Vol VI Book 07 (Evidence &amp; ConMon Pipeline)</w:t>
-      </w:r>
-      <w:r>
-        <w:t xml:space="preserve"> </w:t>
-      </w:r>
-      <w:r>
-        <w:t xml:space="preserve">and</w:t>
-      </w:r>
-      <w:r>
-        <w:t xml:space="preserve"> </w:t>
-      </w:r>
-      <w:r>
-        <w:rPr>
-          <w:b/>
-          <w:bCs/>
-        </w:rPr>
-        <w:t xml:space="preserve">Vol IV Book 06 (Authorization Package &amp; ConMon)</w:t>
-      </w:r>
-      <w:r>
-        <w:t xml:space="preserve"> </w:t>
-      </w:r>
-      <w:r>
-        <w:t xml:space="preserve">— where this volume’s attestation output lands.</w:t>
+        <w:t xml:space="preserve">Vol 0 Book 00 (Executive Summary)</w:t>
+      </w:r>
+      <w:r>
+        <w:t xml:space="preserve"> </w:t>
+      </w:r>
+      <w:r>
+        <w:t xml:space="preserve">— the Management-Plane Coordination Doctrine this volume operates on.</w:t>
       </w:r>
     </w:p>
     <w:p>
@@ -1289,11 +1593,93 @@
         <w:pStyle w:val="Compact"/>
         <w:numPr>
           <w:ilvl w:val="0"/>
-          <w:numId w:val="1003"/>
+          <w:numId w:val="1004"/>
         </w:numPr>
       </w:pPr>
       <w:r>
         <w:rPr>
+          <w:b/>
+          <w:bCs/>
+        </w:rPr>
+        <w:t xml:space="preserve">Vol I Book 01 (Landing Zone, IPAM/DDI)</w:t>
+      </w:r>
+      <w:r>
+        <w:t xml:space="preserve"> </w:t>
+      </w:r>
+      <w:r>
+        <w:t xml:space="preserve">— the CM-8 asset-identity SSOT the CMDB reconciles to.</w:t>
+      </w:r>
+    </w:p>
+    <w:p>
+      <w:pPr>
+        <w:pStyle w:val="Compact"/>
+        <w:numPr>
+          <w:ilvl w:val="0"/>
+          <w:numId w:val="1004"/>
+        </w:numPr>
+      </w:pPr>
+      <w:r>
+        <w:rPr>
+          <w:b/>
+          <w:bCs/>
+        </w:rPr>
+        <w:t xml:space="preserve">Vol III Book 07 (Multi-Cloud Evidence Fabric)</w:t>
+      </w:r>
+      <w:r>
+        <w:t xml:space="preserve"> </w:t>
+      </w:r>
+      <w:r>
+        <w:t xml:space="preserve">— the telemetry lake; ServiceNow coordinates workflow over the same evidence contract.</w:t>
+      </w:r>
+    </w:p>
+    <w:p>
+      <w:pPr>
+        <w:pStyle w:val="Compact"/>
+        <w:numPr>
+          <w:ilvl w:val="0"/>
+          <w:numId w:val="1004"/>
+        </w:numPr>
+      </w:pPr>
+      <w:r>
+        <w:rPr>
+          <w:b/>
+          <w:bCs/>
+        </w:rPr>
+        <w:t xml:space="preserve">Vol VI Book 07 (Evidence &amp; ConMon Pipeline)</w:t>
+      </w:r>
+      <w:r>
+        <w:t xml:space="preserve"> </w:t>
+      </w:r>
+      <w:r>
+        <w:t xml:space="preserve">and</w:t>
+      </w:r>
+      <w:r>
+        <w:t xml:space="preserve"> </w:t>
+      </w:r>
+      <w:r>
+        <w:rPr>
+          <w:b/>
+          <w:bCs/>
+        </w:rPr>
+        <w:t xml:space="preserve">Vol IV Book 06 (Authorization Package &amp; ConMon)</w:t>
+      </w:r>
+      <w:r>
+        <w:t xml:space="preserve"> </w:t>
+      </w:r>
+      <w:r>
+        <w:t xml:space="preserve">— where this volume’s attestation output lands.</w:t>
+      </w:r>
+    </w:p>
+    <w:p>
+      <w:pPr>
+        <w:pStyle w:val="Compact"/>
+        <w:numPr>
+          <w:ilvl w:val="0"/>
+          <w:numId w:val="1004"/>
+        </w:numPr>
+      </w:pPr>
+      <w:r>
+        <w:rPr>
           <w:rStyle w:val="VerbatimChar"/>
           <w:b/>
           <w:bCs/>
@@ -1307,8 +1693,8 @@
         <w:t xml:space="preserve">— the in-repo ServiceNow scoped-app skeleton this volume’s app book (Vol VII Book 05) generalizes from DDI provisioning to control compliance.</w:t>
       </w:r>
     </w:p>
-    <w:bookmarkEnd w:id="22"/>
-    <w:bookmarkStart w:id="23" w:name="provenance"/>
+    <w:bookmarkEnd w:id="24"/>
+    <w:bookmarkStart w:id="25" w:name="provenance"/>
     <w:p>
       <w:pPr>
         <w:pStyle w:val="Heading1"/>
@@ -1322,10 +1708,10 @@
         <w:pStyle w:val="FirstParagraph"/>
       </w:pPr>
       <w:r>
-        <w:t xml:space="preserve">This overview establishes the coordination layer of the Federal Application-Aware Networking series. It follows the series authoring conventions: functions and planes are named, not organizations; ServiceNow is the deployed coordination example named because the coordination role is itself a named product decision (Expansion Plan §16), and the substitution path is preserved where a workflow/GRC platform is interchangeable. Every book carries a Date Code and cites vendor sources for vendor-specific claims. The volume map above is authored as committed house-style SVG per ADR-093 (rasterized to PNG); further per-book figures follow in the PPTX→DOCX sync pass.</w:t>
-      </w:r>
-    </w:p>
-    <w:bookmarkEnd w:id="23"/>
+        <w:t xml:space="preserve">This overview establishes the coordination layer of the Federal Application-Aware Networking series. It follows the series authoring conventions: functions and planes are named, not organizations; ServiceNow is the deployed coordination example named because the coordination role is itself a named product decision (Expansion Plan §16), and the substitution path is preserved where a workflow/GRC platform is interchangeable. Every book carries a Date Code and cites vendor sources for vendor-specific claims. The volume map above is authored as committed house-style SVG (rasterized to PNG); further per-book figures follow in the PPTX→DOCX sync pass.</w:t>
+      </w:r>
+    </w:p>
+    <w:bookmarkEnd w:id="25"/>
     <w:sectPr>
       <w:footnotePr>
         <w:numRestart w:val="eachSect"/>
@@ -1688,6 +2074,9 @@
     </w:lvlOverride>
   </w:num>
   <w:num w:numId="1003">
+    <w:abstractNumId w:val="991"/>
+  </w:num>
+  <w:num w:numId="1004">
     <w:abstractNumId w:val="991"/>
   </w:num>
 </w:numbering>

--- a/inbox/Application Aware Networking/Vol_VII_Book_00_FedAAN_ServiceNow_Automation_Overview.docx
+++ b/inbox/Application Aware Networking/Vol_VII_Book_00_FedAAN_ServiceNow_Automation_Overview.docx
@@ -930,45 +930,6 @@
           </w:p>
         </w:tc>
       </w:tr>
-      <w:tr>
-        <w:tc>
-          <w:tcPr/>
-          <w:p>
-            <w:pPr>
-              <w:pStyle w:val="Compact"/>
-            </w:pPr>
-            <w:r>
-              <w:rPr>
-                <w:b/>
-                <w:bCs/>
-              </w:rPr>
-              <w:t xml:space="preserve">Vol VII Book 06</w:t>
-            </w:r>
-          </w:p>
-        </w:tc>
-        <w:tc>
-          <w:tcPr/>
-          <w:p>
-            <w:pPr>
-              <w:pStyle w:val="Compact"/>
-            </w:pPr>
-            <w:r>
-              <w:t xml:space="preserve">SaaS Integration Governance</w:t>
-            </w:r>
-          </w:p>
-        </w:tc>
-        <w:tc>
-          <w:tcPr/>
-          <w:p>
-            <w:pPr>
-              <w:pStyle w:val="Compact"/>
-            </w:pPr>
-            <w:r>
-              <w:t xml:space="preserve">The Entra app gallery as a governed SA-9 event — SaaS provisioning gated on a recorded FedRAMP authorization verdict</w:t>
-            </w:r>
-          </w:p>
-        </w:tc>
-      </w:tr>
     </w:tbl>
     <w:bookmarkStart w:id="16" w:name="fig-vol7-map"/>
     <w:p>
@@ -980,7 +941,7 @@
           <wp:inline>
             <wp:extent cx="5334000" cy="3000375"/>
             <wp:effectExtent b="0" l="0" r="0" t="0"/>
-            <wp:docPr descr="Volume VII book map — seven ServiceNow-automation books split into a coordination row and an attestation/deployable row, scoped to FedRAMP Moderate and Microsoft GCC Moderate" title="" id="14" name="Picture"/>
+            <wp:docPr descr="Volume VII book map — six ServiceNow-automation books split into a coordination row and an attestation/deployable row, scoped to FedRAMP Moderate and Microsoft GCC Moderate" title="" id="14" name="Picture"/>
             <a:graphic>
               <a:graphicData uri="http://schemas.openxmlformats.org/drawingml/2006/picture">
                 <pic:pic>
@@ -1023,7 +984,7 @@
         <w:pStyle w:val="ImageCaption"/>
       </w:pPr>
       <w:r>
-        <w:t xml:space="preserve">Volume VII book map — seven ServiceNow-automation books split into a coordination row and an attestation/deployable row, scoped to FedRAMP Moderate and Microsoft GCC Moderate</w:t>
+        <w:t xml:space="preserve">Volume VII book map — six ServiceNow-automation books split into a coordination row and an attestation/deployable row, scoped to FedRAMP Moderate and Microsoft GCC Moderate</w:t>
       </w:r>
     </w:p>
     <w:bookmarkEnd w:id="16"/>
